--- a/계획.docx
+++ b/계획.docx
@@ -41,11 +41,6 @@
       </w:r>
     </w:p>
     <w:p>
-      <w:pPr>
-        <w:rPr>
-          <w:rFonts w:hint="eastAsia"/>
-        </w:rPr>
-      </w:pPr>
       <w:r>
         <w:rPr>
           <w:rFonts w:hint="eastAsia"/>
@@ -100,13 +95,9 @@
       </w:r>
     </w:p>
     <w:p>
-      <w:pPr>
-        <w:rPr>
-          <w:rFonts w:hint="eastAsia"/>
-        </w:rPr>
-      </w:pPr>
-      <w:r>
-        <w:rPr>
+      <w:r>
+        <w:rPr>
+          <w:noProof/>
           <w:sz w:val="14"/>
           <w:szCs w:val="16"/>
         </w:rPr>
@@ -179,11 +170,6 @@
       </w:hyperlink>
     </w:p>
     <w:p>
-      <w:pPr>
-        <w:rPr>
-          <w:rFonts w:hint="eastAsia"/>
-        </w:rPr>
-      </w:pPr>
       <w:hyperlink r:id="rId10" w:history="1">
         <w:r>
           <w:rPr>
@@ -256,30 +242,51 @@
       </w:hyperlink>
     </w:p>
     <w:p>
-      <w:pPr>
-        <w:rPr>
-          <w:rFonts w:hint="eastAsia"/>
-        </w:rPr>
-      </w:pPr>
       <w:r>
         <w:rPr>
           <w:rFonts w:hint="eastAsia"/>
         </w:rPr>
         <w:t>(이용량 지표)</w:t>
+      </w:r>
+    </w:p>
+    <w:p/>
+    <w:p>
+      <w:r>
+        <w:rPr>
+          <w:rFonts w:hint="eastAsia"/>
+        </w:rPr>
+        <w:t>칸별 혼잡도 시스템: 현재는 하중으로 측정, 인당 65kg 으로 추정해 혼잡도 예측</w:t>
       </w:r>
     </w:p>
     <w:p>
       <w:pPr>
-        <w:rPr>
-          <w:rFonts w:hint="eastAsia"/>
-        </w:rPr>
-      </w:pPr>
+        <w:pStyle w:val="a6"/>
+        <w:numPr>
+          <w:ilvl w:val="0"/>
+          <w:numId w:val="2"/>
+        </w:numPr>
+      </w:pPr>
+      <w:r>
+        <w:rPr>
+          <w:rFonts w:hint="eastAsia"/>
+        </w:rPr>
+        <w:t>정확도 높이는 시스템??</w:t>
+      </w:r>
     </w:p>
     <w:p>
+      <w:pPr>
+        <w:rPr>
+          <w:rFonts w:hint="eastAsia"/>
+        </w:rPr>
+      </w:pPr>
+    </w:p>
+    <w:p/>
+    <w:p>
       <w:r>
         <w:rPr>
           <w:noProof/>
         </w:rPr>
+        <w:lastRenderedPageBreak/>
         <w:drawing>
           <wp:inline distT="0" distB="0" distL="0" distR="0" wp14:anchorId="0E97457F" wp14:editId="38070C3A">
             <wp:extent cx="5715000" cy="5715000"/>
@@ -391,13 +398,7 @@
         <w:t>신도시계획 제작</w:t>
       </w:r>
     </w:p>
-    <w:p>
-      <w:pPr>
-        <w:rPr>
-          <w:rFonts w:hint="eastAsia"/>
-        </w:rPr>
-      </w:pPr>
-    </w:p>
+    <w:p/>
     <w:sectPr>
       <w:pgSz w:w="11906" w:h="16838"/>
       <w:pgMar w:top="1701" w:right="1440" w:bottom="1440" w:left="1440" w:header="851" w:footer="992" w:gutter="0"/>
@@ -1882,6 +1883,23 @@
 </file>
 
 <file path=customXml/item1.xml><?xml version="1.0" encoding="utf-8"?>
+<p:properties xmlns:p="http://schemas.microsoft.com/office/2006/metadata/properties" xmlns:xsi="http://www.w3.org/2001/XMLSchema-instance" xmlns:pc="http://schemas.microsoft.com/office/infopath/2007/PartnerControls">
+  <documentManagement>
+    <_activity xmlns="4ea9bb62-6862-4248-949b-563a3449a6af" xsi:nil="true"/>
+  </documentManagement>
+</p:properties>
+</file>
+
+<file path=customXml/item2.xml><?xml version="1.0" encoding="utf-8"?>
+<?mso-contentType ?>
+<FormTemplates xmlns="http://schemas.microsoft.com/sharepoint/v3/contenttype/forms">
+  <Display>DocumentLibraryForm</Display>
+  <Edit>DocumentLibraryForm</Edit>
+  <New>DocumentLibraryForm</New>
+</FormTemplates>
+</file>
+
+<file path=customXml/item3.xml><?xml version="1.0" encoding="utf-8"?>
 <ct:contentTypeSchema xmlns:ct="http://schemas.microsoft.com/office/2006/metadata/contentType" xmlns:ma="http://schemas.microsoft.com/office/2006/metadata/properties/metaAttributes" ct:_="" ma:_="" ma:contentTypeName="문서" ma:contentTypeID="0x010100086102B0CDC5FA4FB24CCD5277374100" ma:contentTypeVersion="15" ma:contentTypeDescription="새 문서를 만듭니다." ma:contentTypeScope="" ma:versionID="d539021d3ff885ac7bdd014ca949cd20">
   <xsd:schema xmlns:xsd="http://www.w3.org/2001/XMLSchema" xmlns:xs="http://www.w3.org/2001/XMLSchema" xmlns:p="http://schemas.microsoft.com/office/2006/metadata/properties" xmlns:ns3="4ea9bb62-6862-4248-949b-563a3449a6af" xmlns:ns4="f64b5d26-d9bc-4c41-b772-89d3b99847cd" targetNamespace="http://schemas.microsoft.com/office/2006/metadata/properties" ma:root="true" ma:fieldsID="7c303fa0a6e8da91848f8b7d639a6649" ns3:_="" ns4:_="">
     <xsd:import namespace="4ea9bb62-6862-4248-949b-563a3449a6af"/>
@@ -2114,24 +2132,25 @@
 </ct:contentTypeSchema>
 </file>
 
-<file path=customXml/item2.xml><?xml version="1.0" encoding="utf-8"?>
-<?mso-contentType ?>
-<FormTemplates xmlns="http://schemas.microsoft.com/sharepoint/v3/contenttype/forms">
-  <Display>DocumentLibraryForm</Display>
-  <Edit>DocumentLibraryForm</Edit>
-  <New>DocumentLibraryForm</New>
-</FormTemplates>
+<file path=customXml/itemProps1.xml><?xml version="1.0" encoding="utf-8"?>
+<ds:datastoreItem xmlns:ds="http://schemas.openxmlformats.org/officeDocument/2006/customXml" ds:itemID="{E42007D3-A109-4FAF-A260-203F848CD2D1}">
+  <ds:schemaRefs>
+    <ds:schemaRef ds:uri="http://schemas.microsoft.com/office/2006/metadata/properties"/>
+    <ds:schemaRef ds:uri="http://schemas.microsoft.com/office/infopath/2007/PartnerControls"/>
+    <ds:schemaRef ds:uri="4ea9bb62-6862-4248-949b-563a3449a6af"/>
+  </ds:schemaRefs>
+</ds:datastoreItem>
 </file>
 
-<file path=customXml/item3.xml><?xml version="1.0" encoding="utf-8"?>
-<p:properties xmlns:p="http://schemas.microsoft.com/office/2006/metadata/properties" xmlns:xsi="http://www.w3.org/2001/XMLSchema-instance" xmlns:pc="http://schemas.microsoft.com/office/infopath/2007/PartnerControls">
-  <documentManagement>
-    <_activity xmlns="4ea9bb62-6862-4248-949b-563a3449a6af" xsi:nil="true"/>
-  </documentManagement>
-</p:properties>
+<file path=customXml/itemProps2.xml><?xml version="1.0" encoding="utf-8"?>
+<ds:datastoreItem xmlns:ds="http://schemas.openxmlformats.org/officeDocument/2006/customXml" ds:itemID="{44672409-98CE-4299-BF03-50D97879EED6}">
+  <ds:schemaRefs>
+    <ds:schemaRef ds:uri="http://schemas.microsoft.com/sharepoint/v3/contenttype/forms"/>
+  </ds:schemaRefs>
+</ds:datastoreItem>
 </file>
 
-<file path=customXml/itemProps1.xml><?xml version="1.0" encoding="utf-8"?>
+<file path=customXml/itemProps3.xml><?xml version="1.0" encoding="utf-8"?>
 <ds:datastoreItem xmlns:ds="http://schemas.openxmlformats.org/officeDocument/2006/customXml" ds:itemID="{2F0861EF-166A-41F2-A627-C618B9AB4E1F}">
   <ds:schemaRefs>
     <ds:schemaRef ds:uri="http://schemas.microsoft.com/office/2006/metadata/contentType"/>
@@ -2148,29 +2167,4 @@
     <ds:schemaRef ds:uri="http://schemas.microsoft.com/internal/obd"/>
   </ds:schemaRefs>
 </ds:datastoreItem>
-</file>
-
-<file path=customXml/itemProps2.xml><?xml version="1.0" encoding="utf-8"?>
-<ds:datastoreItem xmlns:ds="http://schemas.openxmlformats.org/officeDocument/2006/customXml" ds:itemID="{44672409-98CE-4299-BF03-50D97879EED6}">
-  <ds:schemaRefs>
-    <ds:schemaRef ds:uri="http://schemas.microsoft.com/sharepoint/v3/contenttype/forms"/>
-  </ds:schemaRefs>
-</ds:datastoreItem>
-</file>
-
-<file path=customXml/itemProps3.xml><?xml version="1.0" encoding="utf-8"?>
-<ds:datastoreItem xmlns:ds="http://schemas.openxmlformats.org/officeDocument/2006/customXml" ds:itemID="{E42007D3-A109-4FAF-A260-203F848CD2D1}">
-  <ds:schemaRefs>
-    <ds:schemaRef ds:uri="http://purl.org/dc/dcmitype/"/>
-    <ds:schemaRef ds:uri="http://schemas.openxmlformats.org/package/2006/metadata/core-properties"/>
-    <ds:schemaRef ds:uri="4ea9bb62-6862-4248-949b-563a3449a6af"/>
-    <ds:schemaRef ds:uri="http://purl.org/dc/elements/1.1/"/>
-    <ds:schemaRef ds:uri="http://www.w3.org/XML/1998/namespace"/>
-    <ds:schemaRef ds:uri="http://schemas.microsoft.com/office/2006/documentManagement/types"/>
-    <ds:schemaRef ds:uri="http://purl.org/dc/terms/"/>
-    <ds:schemaRef ds:uri="http://schemas.microsoft.com/office/infopath/2007/PartnerControls"/>
-    <ds:schemaRef ds:uri="f64b5d26-d9bc-4c41-b772-89d3b99847cd"/>
-    <ds:schemaRef ds:uri="http://schemas.microsoft.com/office/2006/metadata/properties"/>
-  </ds:schemaRefs>
-</ds:datastoreItem>
 </file>